--- a/Cristoff S/React Node/Cristoff Stan.docx
+++ b/Cristoff S/React Node/Cristoff Stan.docx
@@ -430,7 +430,6 @@
           <w:numId w:val="32"/>
         </w:numPr>
         <w:spacing w:before="100" w:beforeAutospacing="1" w:after="100" w:afterAutospacing="1"/>
-        <w:jc w:val="both"/>
         <w:rPr>
           <w:rFonts w:ascii="Times New Roman" w:eastAsia="Times New Roman" w:hAnsi="Times New Roman" w:cs="Times New Roman"/>
           <w:sz w:val="24"/>
@@ -447,36 +446,16 @@
           <w:szCs w:val="24"/>
           <w:lang w:eastAsia="en-US"/>
         </w:rPr>
-        <w:t>Frontend Engineering:</w:t>
-      </w:r>
-      <w:r>
-        <w:rPr>
-          <w:rFonts w:ascii="Times New Roman" w:eastAsia="Times New Roman" w:hAnsi="Times New Roman" w:cs="Times New Roman"/>
-          <w:sz w:val="24"/>
-          <w:szCs w:val="24"/>
-          <w:lang w:eastAsia="en-US"/>
-        </w:rPr>
-        <w:t xml:space="preserve"> </w:t>
-      </w:r>
-      <w:r>
-        <w:rPr>
-          <w:rFonts w:ascii="Times New Roman" w:eastAsia="Times New Roman" w:hAnsi="Times New Roman" w:cs="Times New Roman"/>
-          <w:b/>
-          <w:bCs/>
-          <w:sz w:val="24"/>
-          <w:szCs w:val="24"/>
-          <w:lang w:eastAsia="en-US"/>
-        </w:rPr>
-        <w:t>React 16.8–18.x</w:t>
-      </w:r>
-      <w:r>
-        <w:rPr>
-          <w:rFonts w:ascii="Times New Roman" w:eastAsia="Times New Roman" w:hAnsi="Times New Roman" w:cs="Times New Roman"/>
-          <w:sz w:val="24"/>
-          <w:szCs w:val="24"/>
-          <w:lang w:eastAsia="en-US"/>
-        </w:rPr>
-        <w:t xml:space="preserve">, </w:t>
+        <w:t>Frontend:</w:t>
+      </w:r>
+      <w:r>
+        <w:rPr>
+          <w:rFonts w:ascii="Times New Roman" w:eastAsia="Times New Roman" w:hAnsi="Times New Roman" w:cs="Times New Roman"/>
+          <w:sz w:val="24"/>
+          <w:szCs w:val="24"/>
+          <w:lang w:eastAsia="en-US"/>
+        </w:rPr>
+        <w:t xml:space="preserve"> React 16.8–18, </w:t>
       </w:r>
       <w:proofErr w:type="spellStart"/>
       <w:r>
@@ -496,7 +475,7 @@
           <w:szCs w:val="24"/>
           <w:lang w:eastAsia="en-US"/>
         </w:rPr>
-        <w:t xml:space="preserve"> 4–5, JavaScript ES6+, Next.js 12–14, Redux Toolkit, React Query, </w:t>
+        <w:t xml:space="preserve"> 3–5, JavaScript ES6+, Next.js 12–14, Redux Toolkit, </w:t>
       </w:r>
       <w:proofErr w:type="spellStart"/>
       <w:r>
@@ -506,6 +485,26 @@
           <w:szCs w:val="24"/>
           <w:lang w:eastAsia="en-US"/>
         </w:rPr>
+        <w:t>TanStack</w:t>
+      </w:r>
+      <w:proofErr w:type="spellEnd"/>
+      <w:r>
+        <w:rPr>
+          <w:rFonts w:ascii="Times New Roman" w:eastAsia="Times New Roman" w:hAnsi="Times New Roman" w:cs="Times New Roman"/>
+          <w:sz w:val="24"/>
+          <w:szCs w:val="24"/>
+          <w:lang w:eastAsia="en-US"/>
+        </w:rPr>
+        <w:t xml:space="preserve"> Query, </w:t>
+      </w:r>
+      <w:proofErr w:type="spellStart"/>
+      <w:r>
+        <w:rPr>
+          <w:rFonts w:ascii="Times New Roman" w:eastAsia="Times New Roman" w:hAnsi="Times New Roman" w:cs="Times New Roman"/>
+          <w:sz w:val="24"/>
+          <w:szCs w:val="24"/>
+          <w:lang w:eastAsia="en-US"/>
+        </w:rPr>
         <w:t>Zustand</w:t>
       </w:r>
       <w:proofErr w:type="spellEnd"/>
@@ -516,7 +515,7 @@
           <w:szCs w:val="24"/>
           <w:lang w:eastAsia="en-US"/>
         </w:rPr>
-        <w:t>, HTML5, CSS3, Tailwind CSS, Material UI, responsive UI architecture, accessibility, design systems.</w:t>
+        <w:t>, Storybook, HTML5, CSS3, Tailwind CSS, Material UI, responsive design, accessibility, reusable component libraries, design systems</w:t>
       </w:r>
     </w:p>
     <w:p>
@@ -527,7 +526,6 @@
           <w:numId w:val="32"/>
         </w:numPr>
         <w:spacing w:before="100" w:beforeAutospacing="1" w:after="100" w:afterAutospacing="1"/>
-        <w:jc w:val="both"/>
         <w:rPr>
           <w:rFonts w:ascii="Times New Roman" w:eastAsia="Times New Roman" w:hAnsi="Times New Roman" w:cs="Times New Roman"/>
           <w:sz w:val="24"/>
@@ -544,60 +542,16 @@
           <w:szCs w:val="24"/>
           <w:lang w:eastAsia="en-US"/>
         </w:rPr>
-        <w:t xml:space="preserve">Backend </w:t>
-      </w:r>
-      <w:bookmarkStart w:id="0" w:name="_GoBack"/>
-      <w:r>
-        <w:rPr>
-          <w:rFonts w:ascii="Times New Roman" w:eastAsia="Times New Roman" w:hAnsi="Times New Roman" w:cs="Times New Roman"/>
-          <w:b/>
-          <w:bCs/>
-          <w:sz w:val="24"/>
-          <w:szCs w:val="24"/>
-          <w:lang w:eastAsia="en-US"/>
-        </w:rPr>
-        <w:t>Engineering</w:t>
-      </w:r>
-      <w:bookmarkEnd w:id="0"/>
-      <w:r>
-        <w:rPr>
-          <w:rFonts w:ascii="Times New Roman" w:eastAsia="Times New Roman" w:hAnsi="Times New Roman" w:cs="Times New Roman"/>
-          <w:b/>
-          <w:bCs/>
-          <w:sz w:val="24"/>
-          <w:szCs w:val="24"/>
-          <w:lang w:eastAsia="en-US"/>
-        </w:rPr>
-        <w:t>:</w:t>
-      </w:r>
-      <w:r>
-        <w:rPr>
-          <w:rFonts w:ascii="Times New Roman" w:eastAsia="Times New Roman" w:hAnsi="Times New Roman" w:cs="Times New Roman"/>
-          <w:sz w:val="24"/>
-          <w:szCs w:val="24"/>
-          <w:lang w:eastAsia="en-US"/>
-        </w:rPr>
-        <w:t xml:space="preserve"> </w:t>
-      </w:r>
-      <w:r>
-        <w:rPr>
-          <w:rFonts w:ascii="Times New Roman" w:eastAsia="Times New Roman" w:hAnsi="Times New Roman" w:cs="Times New Roman"/>
-          <w:b/>
-          <w:bCs/>
-          <w:sz w:val="24"/>
-          <w:szCs w:val="24"/>
-          <w:lang w:eastAsia="en-US"/>
-        </w:rPr>
-        <w:t>Node.js 12–20</w:t>
-      </w:r>
-      <w:r>
-        <w:rPr>
-          <w:rFonts w:ascii="Times New Roman" w:eastAsia="Times New Roman" w:hAnsi="Times New Roman" w:cs="Times New Roman"/>
-          <w:sz w:val="24"/>
-          <w:szCs w:val="24"/>
-          <w:lang w:eastAsia="en-US"/>
-        </w:rPr>
-        <w:t xml:space="preserve">, Express.js, </w:t>
+        <w:t>Backend:</w:t>
+      </w:r>
+      <w:r>
+        <w:rPr>
+          <w:rFonts w:ascii="Times New Roman" w:eastAsia="Times New Roman" w:hAnsi="Times New Roman" w:cs="Times New Roman"/>
+          <w:sz w:val="24"/>
+          <w:szCs w:val="24"/>
+          <w:lang w:eastAsia="en-US"/>
+        </w:rPr>
+        <w:t xml:space="preserve"> Node.js 10–20, Express.js, </w:t>
       </w:r>
       <w:proofErr w:type="spellStart"/>
       <w:r>
@@ -657,7 +611,7 @@
           <w:szCs w:val="24"/>
           <w:lang w:eastAsia="en-US"/>
         </w:rPr>
-        <w:t xml:space="preserve">, JWT/OAuth2, RBAC, background jobs, API versioning, service-layer architecture, </w:t>
+        <w:t xml:space="preserve">, background workers, API versioning, JWT, OAuth 2.0, RBAC, </w:t>
       </w:r>
       <w:proofErr w:type="spellStart"/>
       <w:r>
@@ -667,6 +621,26 @@
           <w:szCs w:val="24"/>
           <w:lang w:eastAsia="en-US"/>
         </w:rPr>
+        <w:t>OpenAPI</w:t>
+      </w:r>
+      <w:proofErr w:type="spellEnd"/>
+      <w:r>
+        <w:rPr>
+          <w:rFonts w:ascii="Times New Roman" w:eastAsia="Times New Roman" w:hAnsi="Times New Roman" w:cs="Times New Roman"/>
+          <w:sz w:val="24"/>
+          <w:szCs w:val="24"/>
+          <w:lang w:eastAsia="en-US"/>
+        </w:rPr>
+        <w:t xml:space="preserve">, </w:t>
+      </w:r>
+      <w:proofErr w:type="spellStart"/>
+      <w:r>
+        <w:rPr>
+          <w:rFonts w:ascii="Times New Roman" w:eastAsia="Times New Roman" w:hAnsi="Times New Roman" w:cs="Times New Roman"/>
+          <w:sz w:val="24"/>
+          <w:szCs w:val="24"/>
+          <w:lang w:eastAsia="en-US"/>
+        </w:rPr>
         <w:t>microservices</w:t>
       </w:r>
       <w:proofErr w:type="spellEnd"/>
@@ -677,7 +651,7 @@
           <w:szCs w:val="24"/>
           <w:lang w:eastAsia="en-US"/>
         </w:rPr>
-        <w:t>, monolith modernization.</w:t>
+        <w:t>, modular monoliths, service-layer architecture</w:t>
       </w:r>
     </w:p>
     <w:p>
@@ -688,7 +662,6 @@
           <w:numId w:val="32"/>
         </w:numPr>
         <w:spacing w:before="100" w:beforeAutospacing="1" w:after="100" w:afterAutospacing="1"/>
-        <w:jc w:val="both"/>
         <w:rPr>
           <w:rFonts w:ascii="Times New Roman" w:eastAsia="Times New Roman" w:hAnsi="Times New Roman" w:cs="Times New Roman"/>
           <w:sz w:val="24"/>
@@ -705,36 +678,16 @@
           <w:szCs w:val="24"/>
           <w:lang w:eastAsia="en-US"/>
         </w:rPr>
-        <w:t>Cloud &amp; DevOps:</w:t>
-      </w:r>
-      <w:r>
-        <w:rPr>
-          <w:rFonts w:ascii="Times New Roman" w:eastAsia="Times New Roman" w:hAnsi="Times New Roman" w:cs="Times New Roman"/>
-          <w:sz w:val="24"/>
-          <w:szCs w:val="24"/>
-          <w:lang w:eastAsia="en-US"/>
-        </w:rPr>
-        <w:t xml:space="preserve"> </w:t>
-      </w:r>
-      <w:r>
-        <w:rPr>
-          <w:rFonts w:ascii="Times New Roman" w:eastAsia="Times New Roman" w:hAnsi="Times New Roman" w:cs="Times New Roman"/>
-          <w:b/>
-          <w:bCs/>
-          <w:sz w:val="24"/>
-          <w:szCs w:val="24"/>
-          <w:lang w:eastAsia="en-US"/>
-        </w:rPr>
-        <w:t>AWS</w:t>
-      </w:r>
-      <w:r>
-        <w:rPr>
-          <w:rFonts w:ascii="Times New Roman" w:eastAsia="Times New Roman" w:hAnsi="Times New Roman" w:cs="Times New Roman"/>
-          <w:sz w:val="24"/>
-          <w:szCs w:val="24"/>
-          <w:lang w:eastAsia="en-US"/>
-        </w:rPr>
-        <w:t xml:space="preserve"> Lambda, ECS, S3, </w:t>
+        <w:t>Cloud Platforms:</w:t>
+      </w:r>
+      <w:r>
+        <w:rPr>
+          <w:rFonts w:ascii="Times New Roman" w:eastAsia="Times New Roman" w:hAnsi="Times New Roman" w:cs="Times New Roman"/>
+          <w:sz w:val="24"/>
+          <w:szCs w:val="24"/>
+          <w:lang w:eastAsia="en-US"/>
+        </w:rPr>
+        <w:t xml:space="preserve"> AWS Lambda, ECS, API Gateway, S3, </w:t>
       </w:r>
       <w:proofErr w:type="spellStart"/>
       <w:r>
@@ -754,7 +707,7 @@
           <w:szCs w:val="24"/>
           <w:lang w:eastAsia="en-US"/>
         </w:rPr>
-        <w:t xml:space="preserve">, RDS, SQS, SNS, API Gateway, </w:t>
+        <w:t xml:space="preserve">, RDS, </w:t>
       </w:r>
       <w:proofErr w:type="spellStart"/>
       <w:r>
@@ -764,6 +717,66 @@
           <w:szCs w:val="24"/>
           <w:lang w:eastAsia="en-US"/>
         </w:rPr>
+        <w:t>DynamoDB</w:t>
+      </w:r>
+      <w:proofErr w:type="spellEnd"/>
+      <w:r>
+        <w:rPr>
+          <w:rFonts w:ascii="Times New Roman" w:eastAsia="Times New Roman" w:hAnsi="Times New Roman" w:cs="Times New Roman"/>
+          <w:sz w:val="24"/>
+          <w:szCs w:val="24"/>
+          <w:lang w:eastAsia="en-US"/>
+        </w:rPr>
+        <w:t xml:space="preserve">, </w:t>
+      </w:r>
+      <w:proofErr w:type="spellStart"/>
+      <w:r>
+        <w:rPr>
+          <w:rFonts w:ascii="Times New Roman" w:eastAsia="Times New Roman" w:hAnsi="Times New Roman" w:cs="Times New Roman"/>
+          <w:sz w:val="24"/>
+          <w:szCs w:val="24"/>
+          <w:lang w:eastAsia="en-US"/>
+        </w:rPr>
+        <w:t>ElastiCache</w:t>
+      </w:r>
+      <w:proofErr w:type="spellEnd"/>
+      <w:r>
+        <w:rPr>
+          <w:rFonts w:ascii="Times New Roman" w:eastAsia="Times New Roman" w:hAnsi="Times New Roman" w:cs="Times New Roman"/>
+          <w:sz w:val="24"/>
+          <w:szCs w:val="24"/>
+          <w:lang w:eastAsia="en-US"/>
+        </w:rPr>
+        <w:t xml:space="preserve">, SQS, SNS, </w:t>
+      </w:r>
+      <w:proofErr w:type="spellStart"/>
+      <w:r>
+        <w:rPr>
+          <w:rFonts w:ascii="Times New Roman" w:eastAsia="Times New Roman" w:hAnsi="Times New Roman" w:cs="Times New Roman"/>
+          <w:sz w:val="24"/>
+          <w:szCs w:val="24"/>
+          <w:lang w:eastAsia="en-US"/>
+        </w:rPr>
+        <w:t>EventBridge</w:t>
+      </w:r>
+      <w:proofErr w:type="spellEnd"/>
+      <w:r>
+        <w:rPr>
+          <w:rFonts w:ascii="Times New Roman" w:eastAsia="Times New Roman" w:hAnsi="Times New Roman" w:cs="Times New Roman"/>
+          <w:sz w:val="24"/>
+          <w:szCs w:val="24"/>
+          <w:lang w:eastAsia="en-US"/>
+        </w:rPr>
+        <w:t xml:space="preserve">, </w:t>
+      </w:r>
+      <w:proofErr w:type="spellStart"/>
+      <w:r>
+        <w:rPr>
+          <w:rFonts w:ascii="Times New Roman" w:eastAsia="Times New Roman" w:hAnsi="Times New Roman" w:cs="Times New Roman"/>
+          <w:sz w:val="24"/>
+          <w:szCs w:val="24"/>
+          <w:lang w:eastAsia="en-US"/>
+        </w:rPr>
         <w:t>CloudWatch</w:t>
       </w:r>
       <w:proofErr w:type="spellEnd"/>
@@ -774,47 +787,7 @@
           <w:szCs w:val="24"/>
           <w:lang w:eastAsia="en-US"/>
         </w:rPr>
-        <w:t xml:space="preserve">, IAM; </w:t>
-      </w:r>
-      <w:r>
-        <w:rPr>
-          <w:rFonts w:ascii="Times New Roman" w:eastAsia="Times New Roman" w:hAnsi="Times New Roman" w:cs="Times New Roman"/>
-          <w:b/>
-          <w:bCs/>
-          <w:sz w:val="24"/>
-          <w:szCs w:val="24"/>
-          <w:lang w:eastAsia="en-US"/>
-        </w:rPr>
-        <w:t>GCP</w:t>
-      </w:r>
-      <w:r>
-        <w:rPr>
-          <w:rFonts w:ascii="Times New Roman" w:eastAsia="Times New Roman" w:hAnsi="Times New Roman" w:cs="Times New Roman"/>
-          <w:sz w:val="24"/>
-          <w:szCs w:val="24"/>
-          <w:lang w:eastAsia="en-US"/>
-        </w:rPr>
-        <w:t xml:space="preserve"> Cloud Run, Cloud Storage, Cloud SQL, Cloud Build; Docker, Kubernetes basics, Terraform, GitHub Actions, </w:t>
-      </w:r>
-      <w:proofErr w:type="spellStart"/>
-      <w:r>
-        <w:rPr>
-          <w:rFonts w:ascii="Times New Roman" w:eastAsia="Times New Roman" w:hAnsi="Times New Roman" w:cs="Times New Roman"/>
-          <w:sz w:val="24"/>
-          <w:szCs w:val="24"/>
-          <w:lang w:eastAsia="en-US"/>
-        </w:rPr>
-        <w:t>GitLab</w:t>
-      </w:r>
-      <w:proofErr w:type="spellEnd"/>
-      <w:r>
-        <w:rPr>
-          <w:rFonts w:ascii="Times New Roman" w:eastAsia="Times New Roman" w:hAnsi="Times New Roman" w:cs="Times New Roman"/>
-          <w:sz w:val="24"/>
-          <w:szCs w:val="24"/>
-          <w:lang w:eastAsia="en-US"/>
-        </w:rPr>
-        <w:t xml:space="preserve"> CI, Jenkins.</w:t>
+        <w:t>, IAM; GCP Cloud Run, Cloud SQL, Cloud Storage, Pub/Sub, Cloud Build</w:t>
       </w:r>
     </w:p>
     <w:p>
@@ -825,7 +798,6 @@
           <w:numId w:val="32"/>
         </w:numPr>
         <w:spacing w:before="100" w:beforeAutospacing="1" w:after="100" w:afterAutospacing="1"/>
-        <w:jc w:val="both"/>
         <w:rPr>
           <w:rFonts w:ascii="Times New Roman" w:eastAsia="Times New Roman" w:hAnsi="Times New Roman" w:cs="Times New Roman"/>
           <w:sz w:val="24"/>
@@ -842,7 +814,7 @@
           <w:szCs w:val="24"/>
           <w:lang w:eastAsia="en-US"/>
         </w:rPr>
-        <w:t>Databases &amp; Messaging:</w:t>
+        <w:t>Databases and Messaging:</w:t>
       </w:r>
       <w:r>
         <w:rPr>
@@ -861,6 +833,26 @@
           <w:szCs w:val="24"/>
           <w:lang w:eastAsia="en-US"/>
         </w:rPr>
+        <w:t>DynamoDB</w:t>
+      </w:r>
+      <w:proofErr w:type="spellEnd"/>
+      <w:r>
+        <w:rPr>
+          <w:rFonts w:ascii="Times New Roman" w:eastAsia="Times New Roman" w:hAnsi="Times New Roman" w:cs="Times New Roman"/>
+          <w:sz w:val="24"/>
+          <w:szCs w:val="24"/>
+          <w:lang w:eastAsia="en-US"/>
+        </w:rPr>
+        <w:t xml:space="preserve">, </w:t>
+      </w:r>
+      <w:proofErr w:type="spellStart"/>
+      <w:r>
+        <w:rPr>
+          <w:rFonts w:ascii="Times New Roman" w:eastAsia="Times New Roman" w:hAnsi="Times New Roman" w:cs="Times New Roman"/>
+          <w:sz w:val="24"/>
+          <w:szCs w:val="24"/>
+          <w:lang w:eastAsia="en-US"/>
+        </w:rPr>
         <w:t>Redis</w:t>
       </w:r>
       <w:proofErr w:type="spellEnd"/>
@@ -881,7 +873,7 @@
           <w:szCs w:val="24"/>
           <w:lang w:eastAsia="en-US"/>
         </w:rPr>
-        <w:t>DynamoDB</w:t>
+        <w:t>Elasticsearch</w:t>
       </w:r>
       <w:proofErr w:type="spellEnd"/>
       <w:r>
@@ -891,6 +883,26 @@
           <w:szCs w:val="24"/>
           <w:lang w:eastAsia="en-US"/>
         </w:rPr>
+        <w:t xml:space="preserve">/OpenSearch, </w:t>
+      </w:r>
+      <w:proofErr w:type="spellStart"/>
+      <w:r>
+        <w:rPr>
+          <w:rFonts w:ascii="Times New Roman" w:eastAsia="Times New Roman" w:hAnsi="Times New Roman" w:cs="Times New Roman"/>
+          <w:sz w:val="24"/>
+          <w:szCs w:val="24"/>
+          <w:lang w:eastAsia="en-US"/>
+        </w:rPr>
+        <w:t>Prisma</w:t>
+      </w:r>
+      <w:proofErr w:type="spellEnd"/>
+      <w:r>
+        <w:rPr>
+          <w:rFonts w:ascii="Times New Roman" w:eastAsia="Times New Roman" w:hAnsi="Times New Roman" w:cs="Times New Roman"/>
+          <w:sz w:val="24"/>
+          <w:szCs w:val="24"/>
+          <w:lang w:eastAsia="en-US"/>
+        </w:rPr>
         <w:t xml:space="preserve">, </w:t>
       </w:r>
       <w:proofErr w:type="spellStart"/>
@@ -901,7 +913,7 @@
           <w:szCs w:val="24"/>
           <w:lang w:eastAsia="en-US"/>
         </w:rPr>
-        <w:t>Elasticsearch</w:t>
+        <w:t>TypeORM</w:t>
       </w:r>
       <w:proofErr w:type="spellEnd"/>
       <w:r>
@@ -911,7 +923,7 @@
           <w:szCs w:val="24"/>
           <w:lang w:eastAsia="en-US"/>
         </w:rPr>
-        <w:t xml:space="preserve">/OpenSearch, </w:t>
+        <w:t xml:space="preserve">, </w:t>
       </w:r>
       <w:proofErr w:type="spellStart"/>
       <w:r>
@@ -921,7 +933,7 @@
           <w:szCs w:val="24"/>
           <w:lang w:eastAsia="en-US"/>
         </w:rPr>
-        <w:t>Prisma</w:t>
+        <w:t>Sequelize</w:t>
       </w:r>
       <w:proofErr w:type="spellEnd"/>
       <w:r>
@@ -931,47 +943,7 @@
           <w:szCs w:val="24"/>
           <w:lang w:eastAsia="en-US"/>
         </w:rPr>
-        <w:t xml:space="preserve">, </w:t>
-      </w:r>
-      <w:proofErr w:type="spellStart"/>
-      <w:r>
-        <w:rPr>
-          <w:rFonts w:ascii="Times New Roman" w:eastAsia="Times New Roman" w:hAnsi="Times New Roman" w:cs="Times New Roman"/>
-          <w:sz w:val="24"/>
-          <w:szCs w:val="24"/>
-          <w:lang w:eastAsia="en-US"/>
-        </w:rPr>
-        <w:t>TypeORM</w:t>
-      </w:r>
-      <w:proofErr w:type="spellEnd"/>
-      <w:r>
-        <w:rPr>
-          <w:rFonts w:ascii="Times New Roman" w:eastAsia="Times New Roman" w:hAnsi="Times New Roman" w:cs="Times New Roman"/>
-          <w:sz w:val="24"/>
-          <w:szCs w:val="24"/>
-          <w:lang w:eastAsia="en-US"/>
-        </w:rPr>
-        <w:t xml:space="preserve">, </w:t>
-      </w:r>
-      <w:proofErr w:type="spellStart"/>
-      <w:r>
-        <w:rPr>
-          <w:rFonts w:ascii="Times New Roman" w:eastAsia="Times New Roman" w:hAnsi="Times New Roman" w:cs="Times New Roman"/>
-          <w:sz w:val="24"/>
-          <w:szCs w:val="24"/>
-          <w:lang w:eastAsia="en-US"/>
-        </w:rPr>
-        <w:t>Sequelize</w:t>
-      </w:r>
-      <w:proofErr w:type="spellEnd"/>
-      <w:r>
-        <w:rPr>
-          <w:rFonts w:ascii="Times New Roman" w:eastAsia="Times New Roman" w:hAnsi="Times New Roman" w:cs="Times New Roman"/>
-          <w:sz w:val="24"/>
-          <w:szCs w:val="24"/>
-          <w:lang w:eastAsia="en-US"/>
-        </w:rPr>
-        <w:t>, Mongoose, SQL optimization, indexing, caching, event-driven workflows.</w:t>
+        <w:t>, Mongoose, SQL optimization, indexing, caching, transactional outbox, event-driven processing</w:t>
       </w:r>
     </w:p>
     <w:p>
@@ -982,7 +954,6 @@
           <w:numId w:val="32"/>
         </w:numPr>
         <w:spacing w:before="100" w:beforeAutospacing="1" w:after="100" w:afterAutospacing="1"/>
-        <w:jc w:val="both"/>
         <w:rPr>
           <w:rFonts w:ascii="Times New Roman" w:eastAsia="Times New Roman" w:hAnsi="Times New Roman" w:cs="Times New Roman"/>
           <w:sz w:val="24"/>
@@ -999,16 +970,16 @@
           <w:szCs w:val="24"/>
           <w:lang w:eastAsia="en-US"/>
         </w:rPr>
-        <w:t>Testing &amp; Quality:</w:t>
-      </w:r>
-      <w:r>
-        <w:rPr>
-          <w:rFonts w:ascii="Times New Roman" w:eastAsia="Times New Roman" w:hAnsi="Times New Roman" w:cs="Times New Roman"/>
-          <w:sz w:val="24"/>
-          <w:szCs w:val="24"/>
-          <w:lang w:eastAsia="en-US"/>
-        </w:rPr>
-        <w:t xml:space="preserve"> Jest, React Testing Library, Cypress, Playwright, </w:t>
+        <w:t>DevOps:</w:t>
+      </w:r>
+      <w:r>
+        <w:rPr>
+          <w:rFonts w:ascii="Times New Roman" w:eastAsia="Times New Roman" w:hAnsi="Times New Roman" w:cs="Times New Roman"/>
+          <w:sz w:val="24"/>
+          <w:szCs w:val="24"/>
+          <w:lang w:eastAsia="en-US"/>
+        </w:rPr>
+        <w:t xml:space="preserve"> Docker, Kubernetes, Terraform, GitHub Actions, </w:t>
       </w:r>
       <w:proofErr w:type="spellStart"/>
       <w:r>
@@ -1018,7 +989,7 @@
           <w:szCs w:val="24"/>
           <w:lang w:eastAsia="en-US"/>
         </w:rPr>
-        <w:t>Supertest</w:t>
+        <w:t>GitLab</w:t>
       </w:r>
       <w:proofErr w:type="spellEnd"/>
       <w:r>
@@ -1028,27 +999,7 @@
           <w:szCs w:val="24"/>
           <w:lang w:eastAsia="en-US"/>
         </w:rPr>
-        <w:t xml:space="preserve">, Mocha, Chai, Postman, contract testing, integration testing, E2E testing, code review, static analysis, </w:t>
-      </w:r>
-      <w:proofErr w:type="spellStart"/>
-      <w:r>
-        <w:rPr>
-          <w:rFonts w:ascii="Times New Roman" w:eastAsia="Times New Roman" w:hAnsi="Times New Roman" w:cs="Times New Roman"/>
-          <w:sz w:val="24"/>
-          <w:szCs w:val="24"/>
-          <w:lang w:eastAsia="en-US"/>
-        </w:rPr>
-        <w:t>SonarQube</w:t>
-      </w:r>
-      <w:proofErr w:type="spellEnd"/>
-      <w:r>
-        <w:rPr>
-          <w:rFonts w:ascii="Times New Roman" w:eastAsia="Times New Roman" w:hAnsi="Times New Roman" w:cs="Times New Roman"/>
-          <w:sz w:val="24"/>
-          <w:szCs w:val="24"/>
-          <w:lang w:eastAsia="en-US"/>
-        </w:rPr>
-        <w:t>.</w:t>
+        <w:t xml:space="preserve"> CI, Jenkins, infrastructure as code, automated deployments, environment promotion, release approvals, rollback strategies</w:t>
       </w:r>
     </w:p>
     <w:p>
@@ -1059,7 +1010,6 @@
           <w:numId w:val="32"/>
         </w:numPr>
         <w:spacing w:before="100" w:beforeAutospacing="1" w:after="100" w:afterAutospacing="1"/>
-        <w:jc w:val="both"/>
         <w:rPr>
           <w:rFonts w:ascii="Times New Roman" w:eastAsia="Times New Roman" w:hAnsi="Times New Roman" w:cs="Times New Roman"/>
           <w:sz w:val="24"/>
@@ -1076,7 +1026,63 @@
           <w:szCs w:val="24"/>
           <w:lang w:eastAsia="en-US"/>
         </w:rPr>
-        <w:t>Monitoring &amp; Engineering Practices:</w:t>
+        <w:t>Testing:</w:t>
+      </w:r>
+      <w:r>
+        <w:rPr>
+          <w:rFonts w:ascii="Times New Roman" w:eastAsia="Times New Roman" w:hAnsi="Times New Roman" w:cs="Times New Roman"/>
+          <w:sz w:val="24"/>
+          <w:szCs w:val="24"/>
+          <w:lang w:eastAsia="en-US"/>
+        </w:rPr>
+        <w:t xml:space="preserve"> Jest, React Testing Library, Cypress, Playwright, </w:t>
+      </w:r>
+      <w:proofErr w:type="spellStart"/>
+      <w:r>
+        <w:rPr>
+          <w:rFonts w:ascii="Times New Roman" w:eastAsia="Times New Roman" w:hAnsi="Times New Roman" w:cs="Times New Roman"/>
+          <w:sz w:val="24"/>
+          <w:szCs w:val="24"/>
+          <w:lang w:eastAsia="en-US"/>
+        </w:rPr>
+        <w:t>Supertest</w:t>
+      </w:r>
+      <w:proofErr w:type="spellEnd"/>
+      <w:r>
+        <w:rPr>
+          <w:rFonts w:ascii="Times New Roman" w:eastAsia="Times New Roman" w:hAnsi="Times New Roman" w:cs="Times New Roman"/>
+          <w:sz w:val="24"/>
+          <w:szCs w:val="24"/>
+          <w:lang w:eastAsia="en-US"/>
+        </w:rPr>
+        <w:t>, Mocha, Chai, Postman, unit testing, integration testing, contract testing, end-to-end testing, performance testing</w:t>
+      </w:r>
+    </w:p>
+    <w:p>
+      <w:pPr>
+        <w:pStyle w:val="ListParagraph"/>
+        <w:numPr>
+          <w:ilvl w:val="0"/>
+          <w:numId w:val="32"/>
+        </w:numPr>
+        <w:spacing w:before="100" w:beforeAutospacing="1" w:after="100" w:afterAutospacing="1"/>
+        <w:rPr>
+          <w:rFonts w:ascii="Times New Roman" w:eastAsia="Times New Roman" w:hAnsi="Times New Roman" w:cs="Times New Roman"/>
+          <w:sz w:val="24"/>
+          <w:szCs w:val="24"/>
+          <w:lang w:eastAsia="en-US"/>
+        </w:rPr>
+      </w:pPr>
+      <w:r>
+        <w:rPr>
+          <w:rFonts w:ascii="Times New Roman" w:eastAsia="Times New Roman" w:hAnsi="Times New Roman" w:cs="Times New Roman"/>
+          <w:b/>
+          <w:bCs/>
+          <w:sz w:val="24"/>
+          <w:szCs w:val="24"/>
+          <w:lang w:eastAsia="en-US"/>
+        </w:rPr>
+        <w:t>Monitoring:</w:t>
       </w:r>
       <w:r>
         <w:rPr>
@@ -1145,27 +1151,63 @@
           <w:szCs w:val="24"/>
           <w:lang w:eastAsia="en-US"/>
         </w:rPr>
-        <w:t xml:space="preserve">, Prometheus, structured logging, CI/CD governance, Agile/Scrum, mentoring, architecture reviews, </w:t>
-      </w:r>
-      <w:proofErr w:type="gramStart"/>
-      <w:r>
-        <w:rPr>
-          <w:rFonts w:ascii="Times New Roman" w:eastAsia="Times New Roman" w:hAnsi="Times New Roman" w:cs="Times New Roman"/>
-          <w:sz w:val="24"/>
-          <w:szCs w:val="24"/>
-          <w:lang w:eastAsia="en-US"/>
-        </w:rPr>
-        <w:t>production</w:t>
-      </w:r>
-      <w:proofErr w:type="gramEnd"/>
-      <w:r>
-        <w:rPr>
-          <w:rFonts w:ascii="Times New Roman" w:eastAsia="Times New Roman" w:hAnsi="Times New Roman" w:cs="Times New Roman"/>
-          <w:sz w:val="24"/>
-          <w:szCs w:val="24"/>
-          <w:lang w:eastAsia="en-US"/>
-        </w:rPr>
-        <w:t xml:space="preserve"> incident response.</w:t>
+        <w:t xml:space="preserve">, Prometheus, </w:t>
+      </w:r>
+      <w:proofErr w:type="spellStart"/>
+      <w:r>
+        <w:rPr>
+          <w:rFonts w:ascii="Times New Roman" w:eastAsia="Times New Roman" w:hAnsi="Times New Roman" w:cs="Times New Roman"/>
+          <w:sz w:val="24"/>
+          <w:szCs w:val="24"/>
+          <w:lang w:eastAsia="en-US"/>
+        </w:rPr>
+        <w:t>CloudWatch</w:t>
+      </w:r>
+      <w:proofErr w:type="spellEnd"/>
+      <w:r>
+        <w:rPr>
+          <w:rFonts w:ascii="Times New Roman" w:eastAsia="Times New Roman" w:hAnsi="Times New Roman" w:cs="Times New Roman"/>
+          <w:sz w:val="24"/>
+          <w:szCs w:val="24"/>
+          <w:lang w:eastAsia="en-US"/>
+        </w:rPr>
+        <w:t>, structured logging, distributed tracing, alerting, production incident analysis</w:t>
+      </w:r>
+    </w:p>
+    <w:p>
+      <w:pPr>
+        <w:pStyle w:val="ListParagraph"/>
+        <w:numPr>
+          <w:ilvl w:val="0"/>
+          <w:numId w:val="32"/>
+        </w:numPr>
+        <w:spacing w:before="100" w:beforeAutospacing="1" w:after="100" w:afterAutospacing="1"/>
+        <w:rPr>
+          <w:rFonts w:ascii="Times New Roman" w:eastAsia="Times New Roman" w:hAnsi="Times New Roman" w:cs="Times New Roman"/>
+          <w:sz w:val="24"/>
+          <w:szCs w:val="24"/>
+          <w:lang w:eastAsia="en-US"/>
+        </w:rPr>
+      </w:pPr>
+      <w:r>
+        <w:rPr>
+          <w:rFonts w:ascii="Times New Roman" w:eastAsia="Times New Roman" w:hAnsi="Times New Roman" w:cs="Times New Roman"/>
+          <w:b/>
+          <w:bCs/>
+          <w:sz w:val="24"/>
+          <w:szCs w:val="24"/>
+          <w:lang w:eastAsia="en-US"/>
+        </w:rPr>
+        <w:t>Architecture and Leadership:</w:t>
+      </w:r>
+      <w:r>
+        <w:rPr>
+          <w:rFonts w:ascii="Times New Roman" w:eastAsia="Times New Roman" w:hAnsi="Times New Roman" w:cs="Times New Roman"/>
+          <w:sz w:val="24"/>
+          <w:szCs w:val="24"/>
+          <w:lang w:eastAsia="en-US"/>
+        </w:rPr>
+        <w:t xml:space="preserve"> Domain-driven design, clean architecture, API-first development, multi-tenant SaaS, secure coding, system design, architecture reviews, technical mentoring, Agile/Scrum, production support</w:t>
       </w:r>
     </w:p>
     <w:p>
@@ -1225,7 +1267,6 @@
           <w:bCs/>
         </w:rPr>
       </w:pPr>
-      <w:proofErr w:type="spellStart"/>
       <w:r>
         <w:rPr>
           <w:rStyle w:val="Strong"/>
@@ -1233,9 +1274,8 @@
           <w:b/>
           <w:bCs/>
         </w:rPr>
-        <w:t>Sensidev</w:t>
-      </w:r>
-      <w:proofErr w:type="spellEnd"/>
+        <w:t>BEVY</w:t>
+      </w:r>
     </w:p>
     <w:p>
       <w:pPr>
@@ -1293,7 +1333,7 @@
           <w:b w:val="0"/>
           <w:sz w:val="22"/>
         </w:rPr>
-        <w:t>May</w:t>
+        <w:t>June</w:t>
       </w:r>
       <w:r>
         <w:rPr>
@@ -1441,6 +1481,7 @@
           <w:szCs w:val="24"/>
           <w:lang w:eastAsia="en-US"/>
         </w:rPr>
+        <w:lastRenderedPageBreak/>
         <w:t xml:space="preserve">Modernized legacy class-based React screens into </w:t>
       </w:r>
       <w:r>
@@ -1608,7 +1649,6 @@
           <w:szCs w:val="24"/>
           <w:lang w:eastAsia="en-US"/>
         </w:rPr>
-        <w:lastRenderedPageBreak/>
         <w:t xml:space="preserve">Resolved production memory leaks caused by unbounded Node.js listeners and inefficient cache invalidation, adding heap profiling, </w:t>
       </w:r>
       <w:proofErr w:type="spellStart"/>
@@ -1912,6 +1952,32 @@
         <w:spacing w:before="100" w:beforeAutospacing="1" w:after="100" w:afterAutospacing="1"/>
         <w:jc w:val="both"/>
         <w:rPr>
+          <w:rFonts w:ascii="Times New Roman" w:eastAsia="Times New Roman" w:hAnsi="Times New Roman" w:cs="Times New Roman"/>
+          <w:sz w:val="24"/>
+          <w:szCs w:val="24"/>
+          <w:lang w:eastAsia="en-US"/>
+        </w:rPr>
+      </w:pPr>
+      <w:r>
+        <w:rPr>
+          <w:rFonts w:ascii="Times New Roman" w:eastAsia="Times New Roman" w:hAnsi="Times New Roman" w:cs="Times New Roman"/>
+          <w:sz w:val="24"/>
+          <w:szCs w:val="24"/>
+          <w:lang w:eastAsia="en-US"/>
+        </w:rPr>
+        <w:t>Mentored mid-level engineers through architecture reviews, pull-request feedback, debugging sessions, and production-readiness reviews that improved code quality and reduced avoidable release defects.</w:t>
+      </w:r>
+    </w:p>
+    <w:p>
+      <w:pPr>
+        <w:pStyle w:val="ListParagraph"/>
+        <w:numPr>
+          <w:ilvl w:val="0"/>
+          <w:numId w:val="33"/>
+        </w:numPr>
+        <w:spacing w:before="100" w:beforeAutospacing="1" w:after="100" w:afterAutospacing="1"/>
+        <w:jc w:val="both"/>
+        <w:rPr>
           <w:rStyle w:val="Strong"/>
           <w:rFonts w:ascii="Times New Roman" w:eastAsia="Times New Roman" w:hAnsi="Times New Roman" w:cs="Times New Roman"/>
           <w:b w:val="0"/>
@@ -1923,12 +1989,107 @@
       </w:pPr>
       <w:r>
         <w:rPr>
-          <w:rFonts w:ascii="Times New Roman" w:eastAsia="Times New Roman" w:hAnsi="Times New Roman" w:cs="Times New Roman"/>
-          <w:sz w:val="24"/>
-          <w:szCs w:val="24"/>
-          <w:lang w:eastAsia="en-US"/>
-        </w:rPr>
-        <w:t>Mentored mid-level engineers through architecture reviews, pull-request feedback, debugging sessions, and production-readiness reviews that improved code quality and reduced avoidable release defects.</w:t>
+          <w:rStyle w:val="Strong"/>
+          <w:rFonts w:ascii="Times New Roman" w:eastAsia="Times New Roman" w:hAnsi="Times New Roman" w:cs="Times New Roman"/>
+          <w:b w:val="0"/>
+          <w:bCs w:val="0"/>
+          <w:sz w:val="24"/>
+          <w:szCs w:val="24"/>
+          <w:lang w:eastAsia="en-US"/>
+        </w:rPr>
+        <w:t xml:space="preserve">Experienced in vibe coding workflows using </w:t>
+      </w:r>
+      <w:r>
+        <w:rPr>
+          <w:rStyle w:val="Strong"/>
+          <w:rFonts w:ascii="Times New Roman" w:eastAsia="Times New Roman" w:hAnsi="Times New Roman" w:cs="Times New Roman"/>
+          <w:bCs w:val="0"/>
+          <w:sz w:val="24"/>
+          <w:szCs w:val="24"/>
+          <w:lang w:eastAsia="en-US"/>
+        </w:rPr>
+        <w:t>Claude</w:t>
+      </w:r>
+      <w:r>
+        <w:rPr>
+          <w:rStyle w:val="Strong"/>
+          <w:rFonts w:ascii="Times New Roman" w:eastAsia="Times New Roman" w:hAnsi="Times New Roman" w:cs="Times New Roman"/>
+          <w:b w:val="0"/>
+          <w:bCs w:val="0"/>
+          <w:sz w:val="24"/>
+          <w:szCs w:val="24"/>
+          <w:lang w:eastAsia="en-US"/>
+        </w:rPr>
+        <w:t xml:space="preserve">, </w:t>
+      </w:r>
+      <w:r>
+        <w:rPr>
+          <w:rStyle w:val="Strong"/>
+          <w:rFonts w:ascii="Times New Roman" w:eastAsia="Times New Roman" w:hAnsi="Times New Roman" w:cs="Times New Roman"/>
+          <w:bCs w:val="0"/>
+          <w:sz w:val="24"/>
+          <w:szCs w:val="24"/>
+          <w:lang w:eastAsia="en-US"/>
+        </w:rPr>
+        <w:t>Cursor</w:t>
+      </w:r>
+      <w:r>
+        <w:rPr>
+          <w:rStyle w:val="Strong"/>
+          <w:rFonts w:ascii="Times New Roman" w:eastAsia="Times New Roman" w:hAnsi="Times New Roman" w:cs="Times New Roman"/>
+          <w:b w:val="0"/>
+          <w:bCs w:val="0"/>
+          <w:sz w:val="24"/>
+          <w:szCs w:val="24"/>
+          <w:lang w:eastAsia="en-US"/>
+        </w:rPr>
+        <w:t xml:space="preserve">, </w:t>
+      </w:r>
+      <w:r>
+        <w:rPr>
+          <w:rStyle w:val="Strong"/>
+          <w:rFonts w:ascii="Times New Roman" w:eastAsia="Times New Roman" w:hAnsi="Times New Roman" w:cs="Times New Roman"/>
+          <w:bCs w:val="0"/>
+          <w:sz w:val="24"/>
+          <w:szCs w:val="24"/>
+          <w:lang w:eastAsia="en-US"/>
+        </w:rPr>
+        <w:t>Codex</w:t>
+      </w:r>
+      <w:r>
+        <w:rPr>
+          <w:rStyle w:val="Strong"/>
+          <w:rFonts w:ascii="Times New Roman" w:eastAsia="Times New Roman" w:hAnsi="Times New Roman" w:cs="Times New Roman"/>
+          <w:b w:val="0"/>
+          <w:bCs w:val="0"/>
+          <w:sz w:val="24"/>
+          <w:szCs w:val="24"/>
+          <w:lang w:eastAsia="en-US"/>
+        </w:rPr>
+        <w:t xml:space="preserve">, and </w:t>
+      </w:r>
+      <w:r>
+        <w:rPr>
+          <w:rStyle w:val="Strong"/>
+          <w:rFonts w:ascii="Times New Roman" w:eastAsia="Times New Roman" w:hAnsi="Times New Roman" w:cs="Times New Roman"/>
+          <w:bCs w:val="0"/>
+          <w:sz w:val="24"/>
+          <w:szCs w:val="24"/>
+          <w:lang w:eastAsia="en-US"/>
+        </w:rPr>
+        <w:t>GitHub Copilot</w:t>
+      </w:r>
+      <w:r>
+        <w:rPr>
+          <w:rStyle w:val="Strong"/>
+          <w:rFonts w:ascii="Times New Roman" w:eastAsia="Times New Roman" w:hAnsi="Times New Roman" w:cs="Times New Roman"/>
+          <w:b w:val="0"/>
+          <w:bCs w:val="0"/>
+          <w:sz w:val="24"/>
+          <w:szCs w:val="24"/>
+          <w:lang w:eastAsia="en-US"/>
+        </w:rPr>
+        <w:t xml:space="preserve"> to accelerate development, debugging, and feature delivery.</w:t>
       </w:r>
     </w:p>
     <w:p>
@@ -2662,6 +2823,7 @@
           <w:szCs w:val="24"/>
           <w:lang w:eastAsia="en-US"/>
         </w:rPr>
+        <w:lastRenderedPageBreak/>
         <w:t xml:space="preserve">Built full-stack web features with </w:t>
       </w:r>
       <w:r>
@@ -2820,7 +2982,6 @@
           <w:szCs w:val="24"/>
           <w:lang w:eastAsia="en-US"/>
         </w:rPr>
-        <w:lastRenderedPageBreak/>
         <w:t>Resolved production issues involving duplicated form submissions, stale inventory counts, and inconsistent session handling by adding validation guards, transactional updates, and clearer error recovery flows.</w:t>
       </w:r>
     </w:p>
@@ -3534,6 +3695,7 @@
         <w:rPr>
           <w:rFonts w:asciiTheme="majorBidi" w:hAnsiTheme="majorBidi" w:cstheme="majorBidi"/>
         </w:rPr>
+        <w:lastRenderedPageBreak/>
         <w:pict>
           <v:rect id="_x0000_i1027" style="width:523.3pt;height:1pt" o:hralign="center" o:hrstd="t" o:hrnoshade="t" o:hr="t" fillcolor="#5b9bd5" stroked="f"/>
         </w:pict>
@@ -3595,7 +3757,6 @@
           <w:sz w:val="28"/>
           <w:szCs w:val="28"/>
         </w:rPr>
-        <w:lastRenderedPageBreak/>
         <w:t>EDUCATION</w:t>
       </w:r>
     </w:p>
@@ -3632,16 +3793,8 @@
         <w:rPr>
           <w:rFonts w:asciiTheme="majorBidi" w:hAnsiTheme="majorBidi" w:cstheme="majorBidi"/>
         </w:rPr>
-        <w:t>Bachelor’s Degree in Computer Science</w:t>
-      </w:r>
-      <w:proofErr w:type="gramStart"/>
-      <w:r>
-        <w:rPr>
-          <w:rFonts w:asciiTheme="majorBidi" w:hAnsiTheme="majorBidi" w:cstheme="majorBidi"/>
-        </w:rPr>
-        <w:t>,</w:t>
-      </w:r>
-      <w:proofErr w:type="gramEnd"/>
+        <w:t>Bachelor’s Degree in Computer Science,</w:t>
+      </w:r>
       <w:r>
         <w:rPr>
           <w:rFonts w:asciiTheme="majorBidi" w:hAnsiTheme="majorBidi" w:cstheme="majorBidi"/>
@@ -3660,22 +3813,38 @@
           <w:rStyle w:val="Strong"/>
           <w:rFonts w:asciiTheme="majorBidi" w:hAnsiTheme="majorBidi" w:cstheme="majorBidi"/>
         </w:rPr>
-        <w:t xml:space="preserve">2010 – </w:t>
+        <w:t>201</w:t>
       </w:r>
       <w:r>
         <w:rPr>
           <w:rStyle w:val="Strong"/>
           <w:rFonts w:asciiTheme="majorBidi" w:hAnsiTheme="majorBidi" w:cstheme="majorBidi"/>
         </w:rPr>
-        <w:t xml:space="preserve">May </w:t>
+        <w:t>1</w:t>
       </w:r>
       <w:r>
         <w:rPr>
           <w:rStyle w:val="Strong"/>
           <w:rFonts w:asciiTheme="majorBidi" w:hAnsiTheme="majorBidi" w:cstheme="majorBidi"/>
         </w:rPr>
+        <w:t xml:space="preserve"> – </w:t>
+      </w:r>
+      <w:r>
+        <w:rPr>
+          <w:rStyle w:val="Strong"/>
+          <w:rFonts w:asciiTheme="majorBidi" w:hAnsiTheme="majorBidi" w:cstheme="majorBidi"/>
+        </w:rPr>
+        <w:t xml:space="preserve">May </w:t>
+      </w:r>
+      <w:r>
+        <w:rPr>
+          <w:rStyle w:val="Strong"/>
+          <w:rFonts w:asciiTheme="majorBidi" w:hAnsiTheme="majorBidi" w:cstheme="majorBidi"/>
+        </w:rPr>
         <w:t>2014</w:t>
       </w:r>
+      <w:bookmarkStart w:id="0" w:name="_GoBack"/>
+      <w:bookmarkEnd w:id="0"/>
     </w:p>
     <w:p>
       <w:pPr>
